--- a/inbox/Application Aware Networking/Book_11_Federal_Application_Aware_Networking_Business_Continuity.docx
+++ b/inbox/Application Aware Networking/Book_11_Federal_Application_Aware_Networking_Business_Continuity.docx
@@ -4540,7 +4540,7 @@
         </w:rPr>
         <w:drawing>
           <wp:inline distT="0" distB="0" distL="0" distR="0" wp14:anchorId="17A3E133" wp14:editId="050321D2">
-            <wp:extent cx="5334000" cy="2154115"/>
+            <wp:extent cx="6858000" cy="2769576"/>
             <wp:effectExtent l="0" t="0" r="0" b="0"/>
             <wp:docPr id="15" name="Picture" descr="BIA output: system MTD/RTO/RPO table for critical federal systems"/>
             <wp:cNvGraphicFramePr/>
@@ -4562,7 +4562,7 @@
                   <pic:spPr bwMode="auto">
                     <a:xfrm>
                       <a:off x="0" y="0"/>
-                      <a:ext cx="5334000" cy="2154115"/>
+                      <a:ext cx="6858000" cy="2769576"/>
                     </a:xfrm>
                     <a:prstGeom prst="rect">
                       <a:avLst/>
@@ -4643,7 +4643,7 @@
               </w:rPr>
               <w:drawing>
                 <wp:inline distT="0" distB="0" distL="0" distR="0" wp14:anchorId="643522EB" wp14:editId="658982F6">
-                  <wp:extent cx="152400" cy="152400"/>
+                  <wp:extent cx="6858000" cy="6858000"/>
                   <wp:effectExtent l="0" t="0" r="0" b="0"/>
                   <wp:docPr id="18" name="Picture"/>
                   <wp:cNvGraphicFramePr/>
@@ -4665,7 +4665,7 @@
                         <pic:spPr bwMode="auto">
                           <a:xfrm>
                             <a:off x="0" y="0"/>
-                            <a:ext cx="152400" cy="152400"/>
+                            <a:ext cx="6858000" cy="6858000"/>
                           </a:xfrm>
                           <a:prstGeom prst="rect">
                             <a:avLst/>
@@ -4763,7 +4763,7 @@
         </w:rPr>
         <w:drawing>
           <wp:inline distT="0" distB="0" distL="0" distR="0" wp14:anchorId="6771FF4A" wp14:editId="1B5BB79D">
-            <wp:extent cx="5334000" cy="3225209"/>
+            <wp:extent cx="6858000" cy="4146697"/>
             <wp:effectExtent l="0" t="0" r="0" b="0"/>
             <wp:docPr id="23" name="Picture" descr="CP-2 document structure: 7 sections with NIST SP 800-34 mapping"/>
             <wp:cNvGraphicFramePr/>
@@ -4785,7 +4785,7 @@
                   <pic:spPr bwMode="auto">
                     <a:xfrm>
                       <a:off x="0" y="0"/>
-                      <a:ext cx="5334000" cy="3225209"/>
+                      <a:ext cx="6858000" cy="4146697"/>
                     </a:xfrm>
                     <a:prstGeom prst="rect">
                       <a:avLst/>
@@ -7949,7 +7949,7 @@
               </w:rPr>
               <w:drawing>
                 <wp:inline distT="0" distB="0" distL="0" distR="0" wp14:anchorId="289FD3EF" wp14:editId="16923FC2">
-                  <wp:extent cx="152400" cy="152400"/>
+                  <wp:extent cx="6858000" cy="6858000"/>
                   <wp:effectExtent l="0" t="0" r="0" b="0"/>
                   <wp:docPr id="30" name="Picture"/>
                   <wp:cNvGraphicFramePr/>
@@ -7971,7 +7971,7 @@
                         <pic:spPr bwMode="auto">
                           <a:xfrm>
                             <a:off x="0" y="0"/>
-                            <a:ext cx="152400" cy="152400"/>
+                            <a:ext cx="6858000" cy="6858000"/>
                           </a:xfrm>
                           <a:prstGeom prst="rect">
                             <a:avLst/>
@@ -10579,7 +10579,7 @@
         </w:rPr>
         <w:drawing>
           <wp:inline distT="0" distB="0" distL="0" distR="0" wp14:anchorId="03A4B758" wp14:editId="611A517B">
-            <wp:extent cx="5334000" cy="2154115"/>
+            <wp:extent cx="6858000" cy="2769576"/>
             <wp:effectExtent l="0" t="0" r="0" b="0"/>
             <wp:docPr id="43" name="Picture" descr="Alternate site topology: primary region to secondary region with DNS, SQL AG, SD-WAN failover paths"/>
             <wp:cNvGraphicFramePr/>
@@ -10601,7 +10601,7 @@
                   <pic:spPr bwMode="auto">
                     <a:xfrm>
                       <a:off x="0" y="0"/>
-                      <a:ext cx="5334000" cy="2154115"/>
+                      <a:ext cx="6858000" cy="2769576"/>
                     </a:xfrm>
                     <a:prstGeom prst="rect">
                       <a:avLst/>
@@ -17207,7 +17207,7 @@
               </w:rPr>
               <w:drawing>
                 <wp:inline distT="0" distB="0" distL="0" distR="0" wp14:anchorId="49B4C376" wp14:editId="36BB4F4C">
-                  <wp:extent cx="152400" cy="152400"/>
+                  <wp:extent cx="6858000" cy="6858000"/>
                   <wp:effectExtent l="0" t="0" r="0" b="0"/>
                   <wp:docPr id="59" name="Picture"/>
                   <wp:cNvGraphicFramePr/>
@@ -17229,7 +17229,7 @@
                         <pic:spPr bwMode="auto">
                           <a:xfrm>
                             <a:off x="0" y="0"/>
-                            <a:ext cx="152400" cy="152400"/>
+                            <a:ext cx="6858000" cy="6858000"/>
                           </a:xfrm>
                           <a:prstGeom prst="rect">
                             <a:avLst/>
@@ -17334,7 +17334,7 @@
         </w:rPr>
         <w:drawing>
           <wp:inline distT="0" distB="0" distL="0" distR="0" wp14:anchorId="4ADDF0BF" wp14:editId="3F69BCEF">
-            <wp:extent cx="5334000" cy="3093720"/>
+            <wp:extent cx="6858000" cy="3977640"/>
             <wp:effectExtent l="0" t="0" r="0" b="0"/>
             <wp:docPr id="63" name="Picture" descr="NIST control closure for Part 11 Business Continuity"/>
             <wp:cNvGraphicFramePr/>
@@ -17356,7 +17356,7 @@
                   <pic:spPr bwMode="auto">
                     <a:xfrm>
                       <a:off x="0" y="0"/>
-                      <a:ext cx="5334000" cy="3093720"/>
+                      <a:ext cx="6858000" cy="3977640"/>
                     </a:xfrm>
                     <a:prstGeom prst="rect">
                       <a:avLst/>
@@ -19509,7 +19509,7 @@
               </w:rPr>
               <w:drawing>
                 <wp:inline distT="0" distB="0" distL="0" distR="0" wp14:anchorId="505706A8" wp14:editId="35A73F10">
-                  <wp:extent cx="152400" cy="152400"/>
+                  <wp:extent cx="6858000" cy="6858000"/>
                   <wp:effectExtent l="0" t="0" r="0" b="0"/>
                   <wp:docPr id="65" name="Picture"/>
                   <wp:cNvGraphicFramePr/>
@@ -19531,7 +19531,7 @@
                         <pic:spPr bwMode="auto">
                           <a:xfrm>
                             <a:off x="0" y="0"/>
-                            <a:ext cx="152400" cy="152400"/>
+                            <a:ext cx="6858000" cy="6858000"/>
                           </a:xfrm>
                           <a:prstGeom prst="rect">
                             <a:avLst/>
@@ -19689,7 +19689,7 @@
         <w:numRestart w:val="eachSect"/>
       </w:footnotePr>
       <w:pgSz w:w="12240" w:h="15840"/>
-      <w:pgMar w:top="1440" w:right="1440" w:bottom="1440" w:left="1440" w:header="720" w:footer="720" w:gutter="0"/>
+      <w:pgMar w:top="720" w:right="720" w:bottom="720" w:left="720" w:header="720" w:footer="720" w:gutter="0"/>
       <w:cols w:space="720"/>
     </w:sectPr>
   </w:body>

--- a/inbox/Application Aware Networking/Book_11_Federal_Application_Aware_Networking_Business_Continuity.docx
+++ b/inbox/Application Aware Networking/Book_11_Federal_Application_Aware_Networking_Business_Continuity.docx
@@ -4540,7 +4540,7 @@
         </w:rPr>
         <w:drawing>
           <wp:inline distT="0" distB="0" distL="0" distR="0" wp14:anchorId="17A3E133" wp14:editId="050321D2">
-            <wp:extent cx="6858000" cy="2769576"/>
+            <wp:extent cx="7772400" cy="3138853"/>
             <wp:effectExtent l="0" t="0" r="0" b="0"/>
             <wp:docPr id="15" name="Picture" descr="BIA output: system MTD/RTO/RPO table for critical federal systems"/>
             <wp:cNvGraphicFramePr/>
@@ -4562,7 +4562,7 @@
                   <pic:spPr bwMode="auto">
                     <a:xfrm>
                       <a:off x="0" y="0"/>
-                      <a:ext cx="6858000" cy="2769576"/>
+                      <a:ext cx="7772400" cy="3138853"/>
                     </a:xfrm>
                     <a:prstGeom prst="rect">
                       <a:avLst/>
@@ -4643,7 +4643,7 @@
               </w:rPr>
               <w:drawing>
                 <wp:inline distT="0" distB="0" distL="0" distR="0" wp14:anchorId="643522EB" wp14:editId="658982F6">
-                  <wp:extent cx="6858000" cy="6858000"/>
+                  <wp:extent cx="304800" cy="304800"/>
                   <wp:effectExtent l="0" t="0" r="0" b="0"/>
                   <wp:docPr id="18" name="Picture"/>
                   <wp:cNvGraphicFramePr/>
@@ -4665,7 +4665,7 @@
                         <pic:spPr bwMode="auto">
                           <a:xfrm>
                             <a:off x="0" y="0"/>
-                            <a:ext cx="6858000" cy="6858000"/>
+                            <a:ext cx="304800" cy="304800"/>
                           </a:xfrm>
                           <a:prstGeom prst="rect">
                             <a:avLst/>
@@ -4763,7 +4763,7 @@
         </w:rPr>
         <w:drawing>
           <wp:inline distT="0" distB="0" distL="0" distR="0" wp14:anchorId="6771FF4A" wp14:editId="1B5BB79D">
-            <wp:extent cx="6858000" cy="4146697"/>
+            <wp:extent cx="7772400" cy="4699590"/>
             <wp:effectExtent l="0" t="0" r="0" b="0"/>
             <wp:docPr id="23" name="Picture" descr="CP-2 document structure: 7 sections with NIST SP 800-34 mapping"/>
             <wp:cNvGraphicFramePr/>
@@ -4785,7 +4785,7 @@
                   <pic:spPr bwMode="auto">
                     <a:xfrm>
                       <a:off x="0" y="0"/>
-                      <a:ext cx="6858000" cy="4146697"/>
+                      <a:ext cx="7772400" cy="4699590"/>
                     </a:xfrm>
                     <a:prstGeom prst="rect">
                       <a:avLst/>
@@ -7949,7 +7949,7 @@
               </w:rPr>
               <w:drawing>
                 <wp:inline distT="0" distB="0" distL="0" distR="0" wp14:anchorId="289FD3EF" wp14:editId="16923FC2">
-                  <wp:extent cx="6858000" cy="6858000"/>
+                  <wp:extent cx="304800" cy="304800"/>
                   <wp:effectExtent l="0" t="0" r="0" b="0"/>
                   <wp:docPr id="30" name="Picture"/>
                   <wp:cNvGraphicFramePr/>
@@ -7971,7 +7971,7 @@
                         <pic:spPr bwMode="auto">
                           <a:xfrm>
                             <a:off x="0" y="0"/>
-                            <a:ext cx="6858000" cy="6858000"/>
+                            <a:ext cx="304800" cy="304800"/>
                           </a:xfrm>
                           <a:prstGeom prst="rect">
                             <a:avLst/>
@@ -10579,7 +10579,7 @@
         </w:rPr>
         <w:drawing>
           <wp:inline distT="0" distB="0" distL="0" distR="0" wp14:anchorId="03A4B758" wp14:editId="611A517B">
-            <wp:extent cx="6858000" cy="2769576"/>
+            <wp:extent cx="7772400" cy="3138853"/>
             <wp:effectExtent l="0" t="0" r="0" b="0"/>
             <wp:docPr id="43" name="Picture" descr="Alternate site topology: primary region to secondary region with DNS, SQL AG, SD-WAN failover paths"/>
             <wp:cNvGraphicFramePr/>
@@ -10601,7 +10601,7 @@
                   <pic:spPr bwMode="auto">
                     <a:xfrm>
                       <a:off x="0" y="0"/>
-                      <a:ext cx="6858000" cy="2769576"/>
+                      <a:ext cx="7772400" cy="3138853"/>
                     </a:xfrm>
                     <a:prstGeom prst="rect">
                       <a:avLst/>
@@ -17207,7 +17207,7 @@
               </w:rPr>
               <w:drawing>
                 <wp:inline distT="0" distB="0" distL="0" distR="0" wp14:anchorId="49B4C376" wp14:editId="36BB4F4C">
-                  <wp:extent cx="6858000" cy="6858000"/>
+                  <wp:extent cx="304800" cy="304800"/>
                   <wp:effectExtent l="0" t="0" r="0" b="0"/>
                   <wp:docPr id="59" name="Picture"/>
                   <wp:cNvGraphicFramePr/>
@@ -17229,7 +17229,7 @@
                         <pic:spPr bwMode="auto">
                           <a:xfrm>
                             <a:off x="0" y="0"/>
-                            <a:ext cx="6858000" cy="6858000"/>
+                            <a:ext cx="304800" cy="304800"/>
                           </a:xfrm>
                           <a:prstGeom prst="rect">
                             <a:avLst/>
@@ -17334,7 +17334,7 @@
         </w:rPr>
         <w:drawing>
           <wp:inline distT="0" distB="0" distL="0" distR="0" wp14:anchorId="4ADDF0BF" wp14:editId="3F69BCEF">
-            <wp:extent cx="6858000" cy="3977640"/>
+            <wp:extent cx="7772400" cy="4507992"/>
             <wp:effectExtent l="0" t="0" r="0" b="0"/>
             <wp:docPr id="63" name="Picture" descr="NIST control closure for Part 11 Business Continuity"/>
             <wp:cNvGraphicFramePr/>
@@ -17356,7 +17356,7 @@
                   <pic:spPr bwMode="auto">
                     <a:xfrm>
                       <a:off x="0" y="0"/>
-                      <a:ext cx="6858000" cy="3977640"/>
+                      <a:ext cx="7772400" cy="4507992"/>
                     </a:xfrm>
                     <a:prstGeom prst="rect">
                       <a:avLst/>
@@ -19509,7 +19509,7 @@
               </w:rPr>
               <w:drawing>
                 <wp:inline distT="0" distB="0" distL="0" distR="0" wp14:anchorId="505706A8" wp14:editId="35A73F10">
-                  <wp:extent cx="6858000" cy="6858000"/>
+                  <wp:extent cx="304800" cy="304800"/>
                   <wp:effectExtent l="0" t="0" r="0" b="0"/>
                   <wp:docPr id="65" name="Picture"/>
                   <wp:cNvGraphicFramePr/>
@@ -19531,7 +19531,7 @@
                         <pic:spPr bwMode="auto">
                           <a:xfrm>
                             <a:off x="0" y="0"/>
-                            <a:ext cx="6858000" cy="6858000"/>
+                            <a:ext cx="304800" cy="304800"/>
                           </a:xfrm>
                           <a:prstGeom prst="rect">
                             <a:avLst/>

--- a/inbox/Application Aware Networking/Book_11_Federal_Application_Aware_Networking_Business_Continuity.docx
+++ b/inbox/Application Aware Networking/Book_11_Federal_Application_Aware_Networking_Business_Continuity.docx
@@ -4540,7 +4540,7 @@
         </w:rPr>
         <w:drawing>
           <wp:inline distT="0" distB="0" distL="0" distR="0" wp14:anchorId="17A3E133" wp14:editId="050321D2">
-            <wp:extent cx="5334000" cy="2154115"/>
+            <wp:extent cx="7772400" cy="3138853"/>
             <wp:effectExtent l="0" t="0" r="0" b="0"/>
             <wp:docPr id="15" name="Picture" descr="BIA output: system MTD/RTO/RPO table for critical federal systems"/>
             <wp:cNvGraphicFramePr/>
@@ -4562,7 +4562,7 @@
                   <pic:spPr bwMode="auto">
                     <a:xfrm>
                       <a:off x="0" y="0"/>
-                      <a:ext cx="5334000" cy="2154115"/>
+                      <a:ext cx="7772400" cy="3138853"/>
                     </a:xfrm>
                     <a:prstGeom prst="rect">
                       <a:avLst/>
@@ -4643,7 +4643,7 @@
               </w:rPr>
               <w:drawing>
                 <wp:inline distT="0" distB="0" distL="0" distR="0" wp14:anchorId="643522EB" wp14:editId="658982F6">
-                  <wp:extent cx="152400" cy="152400"/>
+                  <wp:extent cx="304800" cy="304800"/>
                   <wp:effectExtent l="0" t="0" r="0" b="0"/>
                   <wp:docPr id="18" name="Picture"/>
                   <wp:cNvGraphicFramePr/>
@@ -4665,7 +4665,7 @@
                         <pic:spPr bwMode="auto">
                           <a:xfrm>
                             <a:off x="0" y="0"/>
-                            <a:ext cx="152400" cy="152400"/>
+                            <a:ext cx="304800" cy="304800"/>
                           </a:xfrm>
                           <a:prstGeom prst="rect">
                             <a:avLst/>
@@ -4763,7 +4763,7 @@
         </w:rPr>
         <w:drawing>
           <wp:inline distT="0" distB="0" distL="0" distR="0" wp14:anchorId="6771FF4A" wp14:editId="1B5BB79D">
-            <wp:extent cx="5334000" cy="3225209"/>
+            <wp:extent cx="7772400" cy="4699590"/>
             <wp:effectExtent l="0" t="0" r="0" b="0"/>
             <wp:docPr id="23" name="Picture" descr="CP-2 document structure: 7 sections with NIST SP 800-34 mapping"/>
             <wp:cNvGraphicFramePr/>
@@ -4785,7 +4785,7 @@
                   <pic:spPr bwMode="auto">
                     <a:xfrm>
                       <a:off x="0" y="0"/>
-                      <a:ext cx="5334000" cy="3225209"/>
+                      <a:ext cx="7772400" cy="4699590"/>
                     </a:xfrm>
                     <a:prstGeom prst="rect">
                       <a:avLst/>
@@ -7949,7 +7949,7 @@
               </w:rPr>
               <w:drawing>
                 <wp:inline distT="0" distB="0" distL="0" distR="0" wp14:anchorId="289FD3EF" wp14:editId="16923FC2">
-                  <wp:extent cx="152400" cy="152400"/>
+                  <wp:extent cx="304800" cy="304800"/>
                   <wp:effectExtent l="0" t="0" r="0" b="0"/>
                   <wp:docPr id="30" name="Picture"/>
                   <wp:cNvGraphicFramePr/>
@@ -7971,7 +7971,7 @@
                         <pic:spPr bwMode="auto">
                           <a:xfrm>
                             <a:off x="0" y="0"/>
-                            <a:ext cx="152400" cy="152400"/>
+                            <a:ext cx="304800" cy="304800"/>
                           </a:xfrm>
                           <a:prstGeom prst="rect">
                             <a:avLst/>
@@ -10579,7 +10579,7 @@
         </w:rPr>
         <w:drawing>
           <wp:inline distT="0" distB="0" distL="0" distR="0" wp14:anchorId="03A4B758" wp14:editId="611A517B">
-            <wp:extent cx="5334000" cy="2154115"/>
+            <wp:extent cx="7772400" cy="3138853"/>
             <wp:effectExtent l="0" t="0" r="0" b="0"/>
             <wp:docPr id="43" name="Picture" descr="Alternate site topology: primary region to secondary region with DNS, SQL AG, SD-WAN failover paths"/>
             <wp:cNvGraphicFramePr/>
@@ -10601,7 +10601,7 @@
                   <pic:spPr bwMode="auto">
                     <a:xfrm>
                       <a:off x="0" y="0"/>
-                      <a:ext cx="5334000" cy="2154115"/>
+                      <a:ext cx="7772400" cy="3138853"/>
                     </a:xfrm>
                     <a:prstGeom prst="rect">
                       <a:avLst/>
@@ -17207,7 +17207,7 @@
               </w:rPr>
               <w:drawing>
                 <wp:inline distT="0" distB="0" distL="0" distR="0" wp14:anchorId="49B4C376" wp14:editId="36BB4F4C">
-                  <wp:extent cx="152400" cy="152400"/>
+                  <wp:extent cx="304800" cy="304800"/>
                   <wp:effectExtent l="0" t="0" r="0" b="0"/>
                   <wp:docPr id="59" name="Picture"/>
                   <wp:cNvGraphicFramePr/>
@@ -17229,7 +17229,7 @@
                         <pic:spPr bwMode="auto">
                           <a:xfrm>
                             <a:off x="0" y="0"/>
-                            <a:ext cx="152400" cy="152400"/>
+                            <a:ext cx="304800" cy="304800"/>
                           </a:xfrm>
                           <a:prstGeom prst="rect">
                             <a:avLst/>
@@ -17334,7 +17334,7 @@
         </w:rPr>
         <w:drawing>
           <wp:inline distT="0" distB="0" distL="0" distR="0" wp14:anchorId="4ADDF0BF" wp14:editId="3F69BCEF">
-            <wp:extent cx="5334000" cy="3093720"/>
+            <wp:extent cx="7772400" cy="4507992"/>
             <wp:effectExtent l="0" t="0" r="0" b="0"/>
             <wp:docPr id="63" name="Picture" descr="NIST control closure for Part 11 Business Continuity"/>
             <wp:cNvGraphicFramePr/>
@@ -17356,7 +17356,7 @@
                   <pic:spPr bwMode="auto">
                     <a:xfrm>
                       <a:off x="0" y="0"/>
-                      <a:ext cx="5334000" cy="3093720"/>
+                      <a:ext cx="7772400" cy="4507992"/>
                     </a:xfrm>
                     <a:prstGeom prst="rect">
                       <a:avLst/>
@@ -19509,7 +19509,7 @@
               </w:rPr>
               <w:drawing>
                 <wp:inline distT="0" distB="0" distL="0" distR="0" wp14:anchorId="505706A8" wp14:editId="35A73F10">
-                  <wp:extent cx="152400" cy="152400"/>
+                  <wp:extent cx="304800" cy="304800"/>
                   <wp:effectExtent l="0" t="0" r="0" b="0"/>
                   <wp:docPr id="65" name="Picture"/>
                   <wp:cNvGraphicFramePr/>
@@ -19531,7 +19531,7 @@
                         <pic:spPr bwMode="auto">
                           <a:xfrm>
                             <a:off x="0" y="0"/>
-                            <a:ext cx="152400" cy="152400"/>
+                            <a:ext cx="304800" cy="304800"/>
                           </a:xfrm>
                           <a:prstGeom prst="rect">
                             <a:avLst/>
@@ -19689,7 +19689,7 @@
         <w:numRestart w:val="eachSect"/>
       </w:footnotePr>
       <w:pgSz w:w="12240" w:h="15840"/>
-      <w:pgMar w:top="1440" w:right="1440" w:bottom="1440" w:left="1440" w:header="720" w:footer="720" w:gutter="0"/>
+      <w:pgMar w:top="720" w:right="720" w:bottom="720" w:left="720" w:header="720" w:footer="720" w:gutter="0"/>
       <w:cols w:space="720"/>
     </w:sectPr>
   </w:body>
